--- a/templates/contrato_golden_north_template.docx
+++ b/templates/contrato_golden_north_template.docx
@@ -1184,7 +1184,7 @@
                 <w:sz w:val="22"/>
                 <w:szCs w:val="22"/>
               </w:rPr>
-              <w:t xml:space="preserve">Índice após a entrega da(s) unidade(s): INPC (Índice Nacional de Preços ao Consumidor), salvo quando as parcelas forem fixadas em quantidade de CUBs, ocasião em que deverá ser respeitada este último índice, conforme contratado entre as partes</w:t>
+              <w:t xml:space="preserve">Índice após a entrega da(s) unidade(s): CUB/SC (Custo Unitário Básico/Sinduscon – Estado de Santa Catarina - Residencial Médio): incide sobre todas as parcelas, tanto durante o período construtivo quanto após a entrega das unidades</w:t>
             </w:r>
           </w:p>
         </w:tc>
